--- a/docs/for-philip-2026-08-21/Groundwork - Automated Email Audit.docx
+++ b/docs/for-philip-2026-08-21/Groundwork - Automated Email Audit.docx
@@ -55,7 +55,7 @@
       </w:r>
       <w:r>
         <w:rPr/>
-        <w:t>, plus three more that were built and are now unreachable. Of the eight whose wording is ours to review, exactly one is reaching its recipient.</w:t>
+        <w:t>, plus three more that were built and are now unreachable. Six of the eight whose wording is ours to review were silently failing when this audit began; all six have since been fixed.</w:t>
       </w:r>
     </w:p>
     <w:p>
@@ -90,7 +90,7 @@
       </w:pPr>
       <w:r>
         <w:rPr/>
-        <w:t>Only one of these eight is actually arriving</w:t>
+        <w:t>Six of these eight were reaching nobody. All six are fixed.</w:t>
       </w:r>
     </w:p>
     <w:p>
@@ -102,7 +102,7 @@
       </w:pPr>
       <w:r>
         <w:rPr/>
-        <w:t>Two separate faults, both completely silent. Neither shows an error to the customer, and neither writes anything to a log a person would read — which is why they have gone unnoticed. Between them they account for six of the eight emails below.</w:t>
+        <w:t>The audit that produced this document found six of the eight emails below were silently failing. Two unrelated faults, neither of which showed an error to a customer or wrote anything to a log a person would read — which is why they ran for months unnoticed. Both are now fixed and deployed.</w:t>
       </w:r>
     </w:p>
     <w:p>
@@ -120,7 +120,7 @@
       </w:r>
       <w:r>
         <w:rPr/>
-        <w:t xml:space="preserve"> — the application copy, the team alert, and both decisions — fail because of how our hosting loads code. It is a rule the codebase already documents, and it was applied everywhere except these files. The applicant still sees “submitted” on screen; nothing else happens.</w:t>
+        <w:t xml:space="preserve"> — the application copy, the team alert, and both decisions — were dying on a rule about how our hosting loads code, applied everywhere in the codebase except these three files. Confirmed by loading the repaired code the way the server does: it now loads, and the old version still fails.</w:t>
       </w:r>
     </w:p>
     <w:p>
@@ -138,7 +138,7 @@
       </w:r>
       <w:r>
         <w:rPr/>
-        <w:t xml:space="preserve"> fail for an unrelated reason: a database change in an earlier migration stopped recording customer email addresses. The code looks for an address, finds none, and returns without sending or complaining. Anyone who signed up after that change has never received either one.</w:t>
+        <w:t xml:space="preserve"> were failing for an unrelated reason. A database change in March stopped recording customer email addresses, so the code looked for an address, found none, and returned without sending or complaining. The addresses were restored on 21 August and verified — every account now has one.</w:t>
       </w:r>
     </w:p>
     <w:p>
@@ -149,18 +149,26 @@
         <w:rPr/>
       </w:pPr>
       <w:r>
-        <w:rPr/>
-        <w:t xml:space="preserve">Both faults are fixed in the same change as this audit, along with an open relay on the invite endpoint that let anyone send mail from our domain. The statuses below describe the product </w:t>
-      </w:r>
-      <w:r>
         <w:rPr>
-          <w:i/>
+          <w:b/>
         </w:rPr>
-        <w:t>as it stands today</w:t>
-      </w:r>
-      <w:r>
-        <w:rPr/>
-        <w:t>, before that fix is deployed — so this document doubles as the before-picture.</w:t>
+        <w:t>An open relay</w:t>
+      </w:r>
+      <w:r>
+        <w:rPr/>
+        <w:t xml:space="preserve"> was closed at the same time. The invite endpoint accepted any recipient and any wording from an anonymous request and sent it from our domain. It now reads both from the invite record instead.</w:t>
+      </w:r>
+    </w:p>
+    <w:p>
+      <w:pPr>
+        <w:pStyle w:val="BodyText"/>
+        <w:bidi w:val="0"/>
+        <w:jc w:val="left"/>
+        <w:rPr/>
+      </w:pPr>
+      <w:r>
+        <w:rPr/>
+        <w:t>One caveat worth stating plainly: “Fixed” below means the cause was removed and verified, not that we have watched each message land in an inbox. The next real application and the next approved stage are the proof.</w:t>
       </w:r>
     </w:p>
     <w:tbl>
@@ -208,7 +216,7 @@
                 <w:b/>
                 <w:sz w:val="36"/>
               </w:rPr>
-              <w:t>6</w:t>
+              <w:t>7</w:t>
             </w:r>
             <w:r>
               <w:rPr/>
@@ -219,7 +227,7 @@
                 <w:color w:val="5A5A57"/>
                 <w:sz w:val="19"/>
               </w:rPr>
-              <w:t>Not arriving</w:t>
+              <w:t>Sending</w:t>
             </w:r>
           </w:p>
         </w:tc>
@@ -247,7 +255,7 @@
                 <w:b/>
                 <w:sz w:val="36"/>
               </w:rPr>
-              <w:t>1</w:t>
+              <w:t>0</w:t>
             </w:r>
             <w:r>
               <w:rPr/>
@@ -258,7 +266,7 @@
                 <w:color w:val="5A5A57"/>
                 <w:sz w:val="19"/>
               </w:rPr>
-              <w:t>Sending</w:t>
+              <w:t>Not arriving</w:t>
             </w:r>
           </w:p>
         </w:tc>
@@ -390,7 +398,7 @@
       </w:pPr>
       <w:r>
         <w:rPr/>
-        <w:t>Application received — NOT ARRIVING</w:t>
+        <w:t>Application received — FIXED</w:t>
       </w:r>
     </w:p>
     <w:tbl>
@@ -407,14 +415,14 @@
         </w:tblCellMar>
       </w:tblPr>
       <w:tblGrid>
-        <w:gridCol w:w="1861"/>
-        <w:gridCol w:w="8004"/>
+        <w:gridCol w:w="1334"/>
+        <w:gridCol w:w="8532"/>
       </w:tblGrid>
       <w:tr>
         <w:trPr/>
         <w:tc>
           <w:tcPr>
-            <w:tcW w:w="1861" w:type="dxa"/>
+            <w:tcW w:w="1334" w:type="dxa"/>
             <w:tcBorders/>
             <w:vAlign w:val="center"/>
           </w:tcPr>
@@ -437,7 +445,7 @@
         </w:tc>
         <w:tc>
           <w:tcPr>
-            <w:tcW w:w="8004" w:type="dxa"/>
+            <w:tcW w:w="8532" w:type="dxa"/>
             <w:tcBorders/>
             <w:vAlign w:val="center"/>
           </w:tcPr>
@@ -461,7 +469,7 @@
         <w:trPr/>
         <w:tc>
           <w:tcPr>
-            <w:tcW w:w="1861" w:type="dxa"/>
+            <w:tcW w:w="1334" w:type="dxa"/>
             <w:tcBorders/>
             <w:vAlign w:val="center"/>
           </w:tcPr>
@@ -484,7 +492,7 @@
         </w:tc>
         <w:tc>
           <w:tcPr>
-            <w:tcW w:w="8004" w:type="dxa"/>
+            <w:tcW w:w="8532" w:type="dxa"/>
             <w:tcBorders/>
             <w:vAlign w:val="center"/>
           </w:tcPr>
@@ -508,7 +516,7 @@
         <w:trPr/>
         <w:tc>
           <w:tcPr>
-            <w:tcW w:w="1861" w:type="dxa"/>
+            <w:tcW w:w="1334" w:type="dxa"/>
             <w:tcBorders/>
             <w:vAlign w:val="center"/>
           </w:tcPr>
@@ -531,7 +539,7 @@
         </w:tc>
         <w:tc>
           <w:tcPr>
-            <w:tcW w:w="8004" w:type="dxa"/>
+            <w:tcW w:w="8532" w:type="dxa"/>
             <w:tcBorders/>
             <w:vAlign w:val="center"/>
           </w:tcPr>
@@ -546,7 +554,7 @@
             </w:pPr>
             <w:r>
               <w:rPr/>
-              <w:t>Never arrives. The handler dies before it can send — see the finding above.</w:t>
+              <w:t>Was never arriving. The handler crashed before it could send, and the applicant still saw “submitted”. Fixed and deployed.</w:t>
             </w:r>
           </w:p>
         </w:tc>
@@ -555,7 +563,7 @@
         <w:trPr/>
         <w:tc>
           <w:tcPr>
-            <w:tcW w:w="1861" w:type="dxa"/>
+            <w:tcW w:w="1334" w:type="dxa"/>
             <w:tcBorders/>
             <w:vAlign w:val="center"/>
           </w:tcPr>
@@ -578,7 +586,7 @@
         </w:tc>
         <w:tc>
           <w:tcPr>
-            <w:tcW w:w="8004" w:type="dxa"/>
+            <w:tcW w:w="8532" w:type="dxa"/>
             <w:tcBorders/>
             <w:vAlign w:val="center"/>
           </w:tcPr>
@@ -1123,7 +1131,7 @@
       </w:pPr>
       <w:r>
         <w:rPr/>
-        <w:t>Accepted — NOT ARRIVING</w:t>
+        <w:t>Accepted — FIXED</w:t>
       </w:r>
     </w:p>
     <w:tbl>
@@ -1140,14 +1148,14 @@
         </w:tblCellMar>
       </w:tblPr>
       <w:tblGrid>
-        <w:gridCol w:w="1277"/>
-        <w:gridCol w:w="8589"/>
+        <w:gridCol w:w="1243"/>
+        <w:gridCol w:w="8623"/>
       </w:tblGrid>
       <w:tr>
         <w:trPr/>
         <w:tc>
           <w:tcPr>
-            <w:tcW w:w="1277" w:type="dxa"/>
+            <w:tcW w:w="1243" w:type="dxa"/>
             <w:tcBorders/>
             <w:vAlign w:val="center"/>
           </w:tcPr>
@@ -1170,7 +1178,7 @@
         </w:tc>
         <w:tc>
           <w:tcPr>
-            <w:tcW w:w="8589" w:type="dxa"/>
+            <w:tcW w:w="8623" w:type="dxa"/>
             <w:tcBorders/>
             <w:vAlign w:val="center"/>
           </w:tcPr>
@@ -1194,7 +1202,7 @@
         <w:trPr/>
         <w:tc>
           <w:tcPr>
-            <w:tcW w:w="1277" w:type="dxa"/>
+            <w:tcW w:w="1243" w:type="dxa"/>
             <w:tcBorders/>
             <w:vAlign w:val="center"/>
           </w:tcPr>
@@ -1217,7 +1225,7 @@
         </w:tc>
         <w:tc>
           <w:tcPr>
-            <w:tcW w:w="8589" w:type="dxa"/>
+            <w:tcW w:w="8623" w:type="dxa"/>
             <w:tcBorders/>
             <w:vAlign w:val="center"/>
           </w:tcPr>
@@ -1241,7 +1249,7 @@
         <w:trPr/>
         <w:tc>
           <w:tcPr>
-            <w:tcW w:w="1277" w:type="dxa"/>
+            <w:tcW w:w="1243" w:type="dxa"/>
             <w:tcBorders/>
             <w:vAlign w:val="center"/>
           </w:tcPr>
@@ -1264,7 +1272,7 @@
         </w:tc>
         <w:tc>
           <w:tcPr>
-            <w:tcW w:w="8589" w:type="dxa"/>
+            <w:tcW w:w="8623" w:type="dxa"/>
             <w:tcBorders/>
             <w:vAlign w:val="center"/>
           </w:tcPr>
@@ -1279,7 +1287,7 @@
             </w:pPr>
             <w:r>
               <w:rPr/>
-              <w:t>Never arrives, same cause. The admin does see a “could not notify” warning, so this is the one failure the team may already have noticed.</w:t>
+              <w:t>Was never arriving, same cause. This is the one the team could half-see, because the admin got a “could not notify” warning. Fixed and deployed.</w:t>
             </w:r>
           </w:p>
         </w:tc>
@@ -1288,7 +1296,7 @@
         <w:trPr/>
         <w:tc>
           <w:tcPr>
-            <w:tcW w:w="1277" w:type="dxa"/>
+            <w:tcW w:w="1243" w:type="dxa"/>
             <w:tcBorders/>
             <w:vAlign w:val="center"/>
           </w:tcPr>
@@ -1311,7 +1319,7 @@
         </w:tc>
         <w:tc>
           <w:tcPr>
-            <w:tcW w:w="8589" w:type="dxa"/>
+            <w:tcW w:w="8623" w:type="dxa"/>
             <w:tcBorders/>
             <w:vAlign w:val="center"/>
           </w:tcPr>
@@ -1468,7 +1476,7 @@
       </w:pPr>
       <w:r>
         <w:rPr/>
-        <w:t>Not accepted — NOT ARRIVING</w:t>
+        <w:t>Not accepted — FIXED</w:t>
       </w:r>
     </w:p>
     <w:tbl>
@@ -1485,14 +1493,14 @@
         </w:tblCellMar>
       </w:tblPr>
       <w:tblGrid>
-        <w:gridCol w:w="1351"/>
-        <w:gridCol w:w="8515"/>
+        <w:gridCol w:w="1228"/>
+        <w:gridCol w:w="8638"/>
       </w:tblGrid>
       <w:tr>
         <w:trPr/>
         <w:tc>
           <w:tcPr>
-            <w:tcW w:w="1351" w:type="dxa"/>
+            <w:tcW w:w="1228" w:type="dxa"/>
             <w:tcBorders/>
             <w:vAlign w:val="center"/>
           </w:tcPr>
@@ -1515,7 +1523,7 @@
         </w:tc>
         <w:tc>
           <w:tcPr>
-            <w:tcW w:w="8515" w:type="dxa"/>
+            <w:tcW w:w="8638" w:type="dxa"/>
             <w:tcBorders/>
             <w:vAlign w:val="center"/>
           </w:tcPr>
@@ -1539,7 +1547,7 @@
         <w:trPr/>
         <w:tc>
           <w:tcPr>
-            <w:tcW w:w="1351" w:type="dxa"/>
+            <w:tcW w:w="1228" w:type="dxa"/>
             <w:tcBorders/>
             <w:vAlign w:val="center"/>
           </w:tcPr>
@@ -1562,7 +1570,7 @@
         </w:tc>
         <w:tc>
           <w:tcPr>
-            <w:tcW w:w="8515" w:type="dxa"/>
+            <w:tcW w:w="8638" w:type="dxa"/>
             <w:tcBorders/>
             <w:vAlign w:val="center"/>
           </w:tcPr>
@@ -1586,7 +1594,7 @@
         <w:trPr/>
         <w:tc>
           <w:tcPr>
-            <w:tcW w:w="1351" w:type="dxa"/>
+            <w:tcW w:w="1228" w:type="dxa"/>
             <w:tcBorders/>
             <w:vAlign w:val="center"/>
           </w:tcPr>
@@ -1609,7 +1617,7 @@
         </w:tc>
         <w:tc>
           <w:tcPr>
-            <w:tcW w:w="8515" w:type="dxa"/>
+            <w:tcW w:w="8638" w:type="dxa"/>
             <w:tcBorders/>
             <w:vAlign w:val="center"/>
           </w:tcPr>
@@ -1624,7 +1632,7 @@
             </w:pPr>
             <w:r>
               <w:rPr/>
-              <w:t>Never arrives, same cause. Carries no reason for the decision — a deliberate choice, argued in the template’s own header.</w:t>
+              <w:t>Was never arriving, same cause. Carries no reason for the decision — a deliberate choice, argued in the template’s own header. Fixed and deployed.</w:t>
             </w:r>
           </w:p>
         </w:tc>
@@ -1633,7 +1641,7 @@
         <w:trPr/>
         <w:tc>
           <w:tcPr>
-            <w:tcW w:w="1351" w:type="dxa"/>
+            <w:tcW w:w="1228" w:type="dxa"/>
             <w:tcBorders/>
             <w:vAlign w:val="center"/>
           </w:tcPr>
@@ -1656,7 +1664,7 @@
         </w:tc>
         <w:tc>
           <w:tcPr>
-            <w:tcW w:w="8515" w:type="dxa"/>
+            <w:tcW w:w="8638" w:type="dxa"/>
             <w:tcBorders/>
             <w:vAlign w:val="center"/>
           </w:tcPr>
@@ -2197,7 +2205,7 @@
       </w:pPr>
       <w:r>
         <w:rPr/>
-        <w:t>Stage approved — NOT ARRIVING</w:t>
+        <w:t>Stage approved — FIXED</w:t>
       </w:r>
     </w:p>
     <w:tbl>
@@ -2214,14 +2222,14 @@
         </w:tblCellMar>
       </w:tblPr>
       <w:tblGrid>
-        <w:gridCol w:w="1293"/>
-        <w:gridCol w:w="8573"/>
+        <w:gridCol w:w="1179"/>
+        <w:gridCol w:w="8687"/>
       </w:tblGrid>
       <w:tr>
         <w:trPr/>
         <w:tc>
           <w:tcPr>
-            <w:tcW w:w="1293" w:type="dxa"/>
+            <w:tcW w:w="1179" w:type="dxa"/>
             <w:tcBorders/>
             <w:vAlign w:val="center"/>
           </w:tcPr>
@@ -2244,7 +2252,7 @@
         </w:tc>
         <w:tc>
           <w:tcPr>
-            <w:tcW w:w="8573" w:type="dxa"/>
+            <w:tcW w:w="8687" w:type="dxa"/>
             <w:tcBorders/>
             <w:vAlign w:val="center"/>
           </w:tcPr>
@@ -2268,7 +2276,7 @@
         <w:trPr/>
         <w:tc>
           <w:tcPr>
-            <w:tcW w:w="1293" w:type="dxa"/>
+            <w:tcW w:w="1179" w:type="dxa"/>
             <w:tcBorders/>
             <w:vAlign w:val="center"/>
           </w:tcPr>
@@ -2291,7 +2299,7 @@
         </w:tc>
         <w:tc>
           <w:tcPr>
-            <w:tcW w:w="8573" w:type="dxa"/>
+            <w:tcW w:w="8687" w:type="dxa"/>
             <w:tcBorders/>
             <w:vAlign w:val="center"/>
           </w:tcPr>
@@ -2315,7 +2323,7 @@
         <w:trPr/>
         <w:tc>
           <w:tcPr>
-            <w:tcW w:w="1293" w:type="dxa"/>
+            <w:tcW w:w="1179" w:type="dxa"/>
             <w:tcBorders/>
             <w:vAlign w:val="center"/>
           </w:tcPr>
@@ -2338,7 +2346,7 @@
         </w:tc>
         <w:tc>
           <w:tcPr>
-            <w:tcW w:w="8573" w:type="dxa"/>
+            <w:tcW w:w="8687" w:type="dxa"/>
             <w:tcBorders/>
             <w:vAlign w:val="center"/>
           </w:tcPr>
@@ -2353,7 +2361,7 @@
             </w:pPr>
             <w:r>
               <w:rPr/>
-              <w:t>Has not reached anyone who signed up recently. A database change stopped recording addresses, so the code finds none and returns without sending.</w:t>
+              <w:t>Had not reached anyone who signed up after March. A database change stopped recording addresses, so the code found none and returned silently. The addresses were restored on 21 August.</w:t>
             </w:r>
           </w:p>
         </w:tc>
@@ -2362,7 +2370,7 @@
         <w:trPr/>
         <w:tc>
           <w:tcPr>
-            <w:tcW w:w="1293" w:type="dxa"/>
+            <w:tcW w:w="1179" w:type="dxa"/>
             <w:tcBorders/>
             <w:vAlign w:val="center"/>
           </w:tcPr>
@@ -2385,7 +2393,7 @@
         </w:tc>
         <w:tc>
           <w:tcPr>
-            <w:tcW w:w="8573" w:type="dxa"/>
+            <w:tcW w:w="8687" w:type="dxa"/>
             <w:tcBorders/>
             <w:vAlign w:val="center"/>
           </w:tcPr>
@@ -2542,7 +2550,7 @@
       </w:pPr>
       <w:r>
         <w:rPr/>
-        <w:t>Rework requested — NOT ARRIVING</w:t>
+        <w:t>Rework requested — FIXED</w:t>
       </w:r>
     </w:p>
     <w:tbl>
@@ -2559,14 +2567,14 @@
         </w:tblCellMar>
       </w:tblPr>
       <w:tblGrid>
-        <w:gridCol w:w="2400"/>
-        <w:gridCol w:w="7465"/>
+        <w:gridCol w:w="2365"/>
+        <w:gridCol w:w="7500"/>
       </w:tblGrid>
       <w:tr>
         <w:trPr/>
         <w:tc>
           <w:tcPr>
-            <w:tcW w:w="2400" w:type="dxa"/>
+            <w:tcW w:w="2365" w:type="dxa"/>
             <w:tcBorders/>
             <w:vAlign w:val="center"/>
           </w:tcPr>
@@ -2589,7 +2597,7 @@
         </w:tc>
         <w:tc>
           <w:tcPr>
-            <w:tcW w:w="7465" w:type="dxa"/>
+            <w:tcW w:w="7500" w:type="dxa"/>
             <w:tcBorders/>
             <w:vAlign w:val="center"/>
           </w:tcPr>
@@ -2613,7 +2621,7 @@
         <w:trPr/>
         <w:tc>
           <w:tcPr>
-            <w:tcW w:w="2400" w:type="dxa"/>
+            <w:tcW w:w="2365" w:type="dxa"/>
             <w:tcBorders/>
             <w:vAlign w:val="center"/>
           </w:tcPr>
@@ -2636,7 +2644,7 @@
         </w:tc>
         <w:tc>
           <w:tcPr>
-            <w:tcW w:w="7465" w:type="dxa"/>
+            <w:tcW w:w="7500" w:type="dxa"/>
             <w:tcBorders/>
             <w:vAlign w:val="center"/>
           </w:tcPr>
@@ -2660,7 +2668,7 @@
         <w:trPr/>
         <w:tc>
           <w:tcPr>
-            <w:tcW w:w="2400" w:type="dxa"/>
+            <w:tcW w:w="2365" w:type="dxa"/>
             <w:tcBorders/>
             <w:vAlign w:val="center"/>
           </w:tcPr>
@@ -2683,7 +2691,7 @@
         </w:tc>
         <w:tc>
           <w:tcPr>
-            <w:tcW w:w="7465" w:type="dxa"/>
+            <w:tcW w:w="7500" w:type="dxa"/>
             <w:tcBorders/>
             <w:vAlign w:val="center"/>
           </w:tcPr>
@@ -2698,7 +2706,7 @@
             </w:pPr>
             <w:r>
               <w:rPr/>
-              <w:t>Same cause as the one above.</w:t>
+              <w:t>Same cause as the one above, fixed by the same change.</w:t>
             </w:r>
           </w:p>
         </w:tc>
@@ -2707,7 +2715,7 @@
         <w:trPr/>
         <w:tc>
           <w:tcPr>
-            <w:tcW w:w="2400" w:type="dxa"/>
+            <w:tcW w:w="2365" w:type="dxa"/>
             <w:tcBorders/>
             <w:vAlign w:val="center"/>
           </w:tcPr>
@@ -2730,7 +2738,7 @@
         </w:tc>
         <w:tc>
           <w:tcPr>
-            <w:tcW w:w="7465" w:type="dxa"/>
+            <w:tcW w:w="7500" w:type="dxa"/>
             <w:tcBorders/>
             <w:vAlign w:val="center"/>
           </w:tcPr>
@@ -2926,7 +2934,7 @@
       </w:pPr>
       <w:r>
         <w:rPr/>
-        <w:t>New contractor application — NOT ARRIVING</w:t>
+        <w:t>New contractor application — FIXED</w:t>
       </w:r>
     </w:p>
     <w:tbl>
@@ -2943,14 +2951,14 @@
         </w:tblCellMar>
       </w:tblPr>
       <w:tblGrid>
-        <w:gridCol w:w="1079"/>
-        <w:gridCol w:w="8787"/>
+        <w:gridCol w:w="1116"/>
+        <w:gridCol w:w="8750"/>
       </w:tblGrid>
       <w:tr>
         <w:trPr/>
         <w:tc>
           <w:tcPr>
-            <w:tcW w:w="1079" w:type="dxa"/>
+            <w:tcW w:w="1116" w:type="dxa"/>
             <w:tcBorders/>
             <w:vAlign w:val="center"/>
           </w:tcPr>
@@ -2973,7 +2981,7 @@
         </w:tc>
         <w:tc>
           <w:tcPr>
-            <w:tcW w:w="8787" w:type="dxa"/>
+            <w:tcW w:w="8750" w:type="dxa"/>
             <w:tcBorders/>
             <w:vAlign w:val="center"/>
           </w:tcPr>
@@ -2997,7 +3005,7 @@
         <w:trPr/>
         <w:tc>
           <w:tcPr>
-            <w:tcW w:w="1079" w:type="dxa"/>
+            <w:tcW w:w="1116" w:type="dxa"/>
             <w:tcBorders/>
             <w:vAlign w:val="center"/>
           </w:tcPr>
@@ -3020,7 +3028,7 @@
         </w:tc>
         <w:tc>
           <w:tcPr>
-            <w:tcW w:w="8787" w:type="dxa"/>
+            <w:tcW w:w="8750" w:type="dxa"/>
             <w:tcBorders/>
             <w:vAlign w:val="center"/>
           </w:tcPr>
@@ -3044,7 +3052,7 @@
         <w:trPr/>
         <w:tc>
           <w:tcPr>
-            <w:tcW w:w="1079" w:type="dxa"/>
+            <w:tcW w:w="1116" w:type="dxa"/>
             <w:tcBorders/>
             <w:vAlign w:val="center"/>
           </w:tcPr>
@@ -3067,7 +3075,7 @@
         </w:tc>
         <w:tc>
           <w:tcPr>
-            <w:tcW w:w="8787" w:type="dxa"/>
+            <w:tcW w:w="8750" w:type="dxa"/>
             <w:tcBorders/>
             <w:vAlign w:val="center"/>
           </w:tcPr>
@@ -3082,7 +3090,7 @@
             </w:pPr>
             <w:r>
               <w:rPr/>
-              <w:t>English only, on purpose: it goes to the team, not to an applicant. It stopped arriving for the same reason as the applicant’s copy — a coupling now removed, so this one survives even if the other fails.</w:t>
+              <w:t>English only, on purpose: it goes to the team, not an applicant. It was failing with the applicant’s copy — the two are now independent, so this one survives even if that one does not.</w:t>
             </w:r>
           </w:p>
         </w:tc>
@@ -3091,7 +3099,7 @@
         <w:trPr/>
         <w:tc>
           <w:tcPr>
-            <w:tcW w:w="1079" w:type="dxa"/>
+            <w:tcW w:w="1116" w:type="dxa"/>
             <w:tcBorders/>
             <w:vAlign w:val="center"/>
           </w:tcPr>
@@ -3114,7 +3122,7 @@
         </w:tc>
         <w:tc>
           <w:tcPr>
-            <w:tcW w:w="8787" w:type="dxa"/>
+            <w:tcW w:w="8750" w:type="dxa"/>
             <w:tcBorders/>
             <w:vAlign w:val="center"/>
           </w:tcPr>

--- a/docs/for-philip-2026-08-21/Groundwork - Automated Email Audit.docx
+++ b/docs/for-philip-2026-08-21/Groundwork - Automated Email Audit.docx
@@ -55,7 +55,7 @@
       </w:r>
       <w:r>
         <w:rPr/>
-        <w:t>, plus three more that were built and are now unreachable. Six of the eight whose wording is ours to review were silently failing when this audit began; all six have since been fixed.</w:t>
+        <w:t>, plus three more that were built and are now unreachable. Six of the seven whose wording is ours to review were silently failing when this audit began; all six have since been fixed.</w:t>
       </w:r>
     </w:p>
     <w:p>
@@ -67,7 +67,7 @@
       </w:pPr>
       <w:r>
         <w:rPr/>
-        <w:t>Eight have templates in our codebase and are reproduced in full below, in both languages, exactly as sent. The other four are Supabase's own and must be reviewed in the Supabase dashboard; they are listed at the end with the place to find each one.</w:t>
+        <w:t>Seven have templates in our codebase and are reproduced in full below, in both languages, exactly as sent. The other four are Supabase's own and must be reviewed in the Supabase dashboard; they are listed at the end with the place to find each one.</w:t>
       </w:r>
     </w:p>
     <w:p>
@@ -90,7 +90,7 @@
       </w:pPr>
       <w:r>
         <w:rPr/>
-        <w:t>Six of these eight were reaching nobody. All six are fixed.</w:t>
+        <w:t>Six of these seven were reaching nobody. All six are fixed.</w:t>
       </w:r>
     </w:p>
     <w:p>
@@ -102,7 +102,7 @@
       </w:pPr>
       <w:r>
         <w:rPr/>
-        <w:t>The audit that produced this document found six of the eight emails below were silently failing. Two unrelated faults, neither of which showed an error to a customer or wrote anything to a log a person would read — which is why they ran for months unnoticed. Both are now fixed and deployed.</w:t>
+        <w:t>The audit that produced this document found six of the seven emails below were silently failing. Two unrelated faults, neither of which showed an error to a customer or wrote anything to a log a person would read — which is why they ran for months unnoticed. Both are now fixed and deployed.</w:t>
       </w:r>
     </w:p>
     <w:p>
@@ -157,6 +157,24 @@
       <w:r>
         <w:rPr/>
         <w:t xml:space="preserve"> was closed at the same time. The invite endpoint accepted any recipient and any wording from an anonymous request and sent it from our domain. It now reads both from the invite record instead.</w:t>
+      </w:r>
+    </w:p>
+    <w:p>
+      <w:pPr>
+        <w:pStyle w:val="BodyText"/>
+        <w:bidi w:val="0"/>
+        <w:jc w:val="left"/>
+        <w:rPr/>
+      </w:pPr>
+      <w:r>
+        <w:rPr>
+          <w:b/>
+        </w:rPr>
+        <w:t>Three dead templates were deleted</w:t>
+      </w:r>
+      <w:r>
+        <w:rPr/>
+        <w:t xml:space="preserve"> — a complete waitlist signup flow, its team alert and its CRM push, all still deployed and publicly reachable months after the page that called them was removed. The stored waitlist entries and the admin screen that reads them are untouched.</w:t>
       </w:r>
     </w:p>
     <w:p>
@@ -294,7 +312,7 @@
                 <w:b/>
                 <w:sz w:val="36"/>
               </w:rPr>
-              <w:t>1</w:t>
+              <w:t>3</w:t>
             </w:r>
             <w:r>
               <w:rPr/>
@@ -305,7 +323,7 @@
                 <w:color w:val="5A5A57"/>
                 <w:sz w:val="19"/>
               </w:rPr>
-              <w:t>Dead code</w:t>
+              <w:t>Deleted</w:t>
             </w:r>
           </w:p>
         </w:tc>
@@ -3188,390 +3206,6 @@
                   </pic:nvPicPr>
                   <pic:blipFill>
                     <a:blip r:embed="rId20"/>
-                    <a:stretch>
-                      <a:fillRect/>
-                    </a:stretch>
-                  </pic:blipFill>
-                  <pic:spPr bwMode="auto">
-                    <a:xfrm>
-                      <a:off x="0" y="0"/>
-                      <a:ext cx="4095750" cy="2886075"/>
-                    </a:xfrm>
-                    <a:prstGeom prst="rect">
-                      <a:avLst/>
-                    </a:prstGeom>
-                  </pic:spPr>
-                </pic:pic>
-              </a:graphicData>
-            </a:graphic>
-          </wp:inline>
-        </w:drawing>
-      </w:r>
-      <w:r>
-        <w:br w:type="page"/>
-      </w:r>
-    </w:p>
-    <w:p>
-      <w:pPr>
-        <w:pStyle w:val="Heading2"/>
-        <w:bidi w:val="0"/>
-        <w:ind w:hanging="0" w:left="0" w:right="0"/>
-        <w:jc w:val="left"/>
-        <w:rPr/>
-      </w:pPr>
-      <w:r>
-        <w:rPr/>
-        <w:t>Sent to nobody</w:t>
-      </w:r>
-    </w:p>
-    <w:p>
-      <w:pPr>
-        <w:pStyle w:val="BodyTextsmall"/>
-        <w:bidi w:val="0"/>
-        <w:jc w:val="left"/>
-        <w:rPr/>
-      </w:pPr>
-      <w:r>
-        <w:rPr/>
-        <w:t>Built, deployed, and unreachable.  ·  1 email</w:t>
-      </w:r>
-    </w:p>
-    <w:p>
-      <w:pPr>
-        <w:pStyle w:val="HorizontalLine"/>
-        <w:bidi w:val="0"/>
-        <w:jc w:val="left"/>
-        <w:rPr/>
-      </w:pPr>
-      <w:r>
-        <w:rPr/>
-      </w:r>
-    </w:p>
-    <w:p>
-      <w:pPr>
-        <w:pStyle w:val="Heading3"/>
-        <w:bidi w:val="0"/>
-        <w:jc w:val="left"/>
-        <w:rPr/>
-      </w:pPr>
-      <w:r>
-        <w:rPr/>
-        <w:t>Waitlist welcome — DEAD CODE</w:t>
-      </w:r>
-    </w:p>
-    <w:tbl>
-      <w:tblPr>
-        <w:tblW w:w="5000" w:type="pct"/>
-        <w:jc w:val="left"/>
-        <w:tblInd w:w="0" w:type="dxa"/>
-        <w:tblLayout w:type="fixed"/>
-        <w:tblCellMar>
-          <w:top w:w="28" w:type="dxa"/>
-          <w:left w:w="28" w:type="dxa"/>
-          <w:bottom w:w="28" w:type="dxa"/>
-          <w:right w:w="28" w:type="dxa"/>
-        </w:tblCellMar>
-      </w:tblPr>
-      <w:tblGrid>
-        <w:gridCol w:w="1484"/>
-        <w:gridCol w:w="8382"/>
-      </w:tblGrid>
-      <w:tr>
-        <w:trPr/>
-        <w:tc>
-          <w:tcPr>
-            <w:tcW w:w="1484" w:type="dxa"/>
-            <w:tcBorders/>
-            <w:vAlign w:val="center"/>
-          </w:tcPr>
-          <w:p>
-            <w:pPr>
-              <w:pStyle w:val="TableContents"/>
-              <w:bidi w:val="0"/>
-              <w:jc w:val="left"/>
-              <w:rPr>
-                <w:b/>
-              </w:rPr>
-            </w:pPr>
-            <w:r>
-              <w:rPr>
-                <w:b/>
-              </w:rPr>
-              <w:t>When</w:t>
-            </w:r>
-          </w:p>
-        </w:tc>
-        <w:tc>
-          <w:tcPr>
-            <w:tcW w:w="8382" w:type="dxa"/>
-            <w:tcBorders/>
-            <w:vAlign w:val="center"/>
-          </w:tcPr>
-          <w:p>
-            <w:pPr>
-              <w:pStyle w:val="TableContents"/>
-              <w:widowControl w:val="false"/>
-              <w:suppressLineNumbers/>
-              <w:bidi w:val="0"/>
-              <w:jc w:val="left"/>
-              <w:rPr/>
-            </w:pPr>
-            <w:r>
-              <w:rPr/>
-              <w:t>Nothing triggers it. The page that called it was deleted with the rest of the community feature.</w:t>
-            </w:r>
-          </w:p>
-        </w:tc>
-      </w:tr>
-      <w:tr>
-        <w:trPr/>
-        <w:tc>
-          <w:tcPr>
-            <w:tcW w:w="1484" w:type="dxa"/>
-            <w:tcBorders/>
-            <w:vAlign w:val="center"/>
-          </w:tcPr>
-          <w:p>
-            <w:pPr>
-              <w:pStyle w:val="TableContents"/>
-              <w:bidi w:val="0"/>
-              <w:jc w:val="left"/>
-              <w:rPr>
-                <w:b/>
-              </w:rPr>
-            </w:pPr>
-            <w:r>
-              <w:rPr>
-                <w:b/>
-              </w:rPr>
-              <w:t>Goes to</w:t>
-            </w:r>
-          </w:p>
-        </w:tc>
-        <w:tc>
-          <w:tcPr>
-            <w:tcW w:w="8382" w:type="dxa"/>
-            <w:tcBorders/>
-            <w:vAlign w:val="center"/>
-          </w:tcPr>
-          <w:p>
-            <w:pPr>
-              <w:pStyle w:val="TableContents"/>
-              <w:widowControl w:val="false"/>
-              <w:suppressLineNumbers/>
-              <w:bidi w:val="0"/>
-              <w:jc w:val="left"/>
-              <w:rPr/>
-            </w:pPr>
-            <w:r>
-              <w:rPr/>
-              <w:t>Nobody</w:t>
-            </w:r>
-          </w:p>
-        </w:tc>
-      </w:tr>
-      <w:tr>
-        <w:trPr/>
-        <w:tc>
-          <w:tcPr>
-            <w:tcW w:w="1484" w:type="dxa"/>
-            <w:tcBorders/>
-            <w:vAlign w:val="center"/>
-          </w:tcPr>
-          <w:p>
-            <w:pPr>
-              <w:pStyle w:val="TableContents"/>
-              <w:bidi w:val="0"/>
-              <w:jc w:val="left"/>
-              <w:rPr>
-                <w:b/>
-              </w:rPr>
-            </w:pPr>
-            <w:r>
-              <w:rPr>
-                <w:b/>
-              </w:rPr>
-              <w:t>Status</w:t>
-            </w:r>
-          </w:p>
-        </w:tc>
-        <w:tc>
-          <w:tcPr>
-            <w:tcW w:w="8382" w:type="dxa"/>
-            <w:tcBorders/>
-            <w:vAlign w:val="center"/>
-          </w:tcPr>
-          <w:p>
-            <w:pPr>
-              <w:pStyle w:val="TableContents"/>
-              <w:widowControl w:val="false"/>
-              <w:suppressLineNumbers/>
-              <w:bidi w:val="0"/>
-              <w:jc w:val="left"/>
-              <w:rPr/>
-            </w:pPr>
-            <w:r>
-              <w:rPr/>
-              <w:t>Fully built and still deployed, so it can be reached by anyone who knows the address. Recommend deleting it.</w:t>
-            </w:r>
-          </w:p>
-        </w:tc>
-      </w:tr>
-      <w:tr>
-        <w:trPr/>
-        <w:tc>
-          <w:tcPr>
-            <w:tcW w:w="1484" w:type="dxa"/>
-            <w:tcBorders/>
-            <w:vAlign w:val="center"/>
-          </w:tcPr>
-          <w:p>
-            <w:pPr>
-              <w:pStyle w:val="TableContents"/>
-              <w:bidi w:val="0"/>
-              <w:jc w:val="left"/>
-              <w:rPr>
-                <w:b/>
-              </w:rPr>
-            </w:pPr>
-            <w:r>
-              <w:rPr>
-                <w:b/>
-              </w:rPr>
-              <w:t>In the code</w:t>
-            </w:r>
-          </w:p>
-        </w:tc>
-        <w:tc>
-          <w:tcPr>
-            <w:tcW w:w="8382" w:type="dxa"/>
-            <w:tcBorders/>
-            <w:vAlign w:val="center"/>
-          </w:tcPr>
-          <w:p>
-            <w:pPr>
-              <w:pStyle w:val="TableContents"/>
-              <w:bidi w:val="0"/>
-              <w:ind w:hanging="0" w:left="0" w:right="0"/>
-              <w:jc w:val="left"/>
-              <w:rPr>
-                <w:rFonts w:ascii="Consolas;monospace" w:hAnsi="Consolas;monospace"/>
-              </w:rPr>
-            </w:pPr>
-            <w:r>
-              <w:rPr>
-                <w:rFonts w:ascii="Consolas;monospace" w:hAnsi="Consolas;monospace"/>
-              </w:rPr>
-              <w:t>api/waitlist-welcome.ts</w:t>
-            </w:r>
-          </w:p>
-        </w:tc>
-      </w:tr>
-    </w:tbl>
-    <w:p>
-      <w:pPr>
-        <w:pStyle w:val="Heading4"/>
-        <w:bidi w:val="0"/>
-        <w:jc w:val="left"/>
-        <w:rPr/>
-      </w:pPr>
-      <w:r>
-        <w:rPr/>
-        <w:t>English  —  You're on the Groundwork waitlist</w:t>
-      </w:r>
-    </w:p>
-    <w:p>
-      <w:pPr>
-        <w:pStyle w:val="BodyText"/>
-        <w:keepLines/>
-        <w:bidi w:val="0"/>
-        <w:ind w:hanging="0" w:left="0" w:right="0"/>
-        <w:jc w:val="left"/>
-        <w:rPr/>
-      </w:pPr>
-      <w:r>
-        <w:rPr/>
-        <w:drawing>
-          <wp:inline distT="0" distB="0" distL="0" distR="0">
-            <wp:extent cx="4095750" cy="2733675"/>
-            <wp:effectExtent l="0" t="0" r="0" b="0"/>
-            <wp:docPr id="20" name="Image20" descr=""/>
-            <wp:cNvGraphicFramePr>
-              <a:graphicFrameLocks xmlns:a="http://schemas.openxmlformats.org/drawingml/2006/main" noChangeAspect="1"/>
-            </wp:cNvGraphicFramePr>
-            <a:graphic xmlns:a="http://schemas.openxmlformats.org/drawingml/2006/main">
-              <a:graphicData uri="http://schemas.openxmlformats.org/drawingml/2006/picture">
-                <pic:pic xmlns:pic="http://schemas.openxmlformats.org/drawingml/2006/picture">
-                  <pic:nvPicPr>
-                    <pic:cNvPr id="20" name="Image20" descr=""/>
-                    <pic:cNvPicPr>
-                      <a:picLocks noChangeAspect="1" noChangeArrowheads="1"/>
-                    </pic:cNvPicPr>
-                  </pic:nvPicPr>
-                  <pic:blipFill>
-                    <a:blip r:embed="rId21"/>
-                    <a:stretch>
-                      <a:fillRect/>
-                    </a:stretch>
-                  </pic:blipFill>
-                  <pic:spPr bwMode="auto">
-                    <a:xfrm>
-                      <a:off x="0" y="0"/>
-                      <a:ext cx="4095750" cy="2733675"/>
-                    </a:xfrm>
-                    <a:prstGeom prst="rect">
-                      <a:avLst/>
-                    </a:prstGeom>
-                  </pic:spPr>
-                </pic:pic>
-              </a:graphicData>
-            </a:graphic>
-          </wp:inline>
-        </w:drawing>
-      </w:r>
-    </w:p>
-    <w:p>
-      <w:pPr>
-        <w:pStyle w:val="Heading4"/>
-        <w:bidi w:val="0"/>
-        <w:jc w:val="left"/>
-        <w:rPr/>
-      </w:pPr>
-      <w:r>
-        <w:rPr/>
-        <w:t>Français  —  Vous êtes sur la liste d'attente Groundwork</w:t>
-      </w:r>
-    </w:p>
-    <w:p>
-      <w:pPr>
-        <w:pStyle w:val="BodyText"/>
-        <w:keepLines/>
-        <w:bidi w:val="0"/>
-        <w:ind w:hanging="0" w:left="0" w:right="0"/>
-        <w:jc w:val="left"/>
-        <w:rPr/>
-      </w:pPr>
-      <w:r>
-        <w:rPr/>
-        <w:drawing>
-          <wp:inline distT="0" distB="0" distL="0" distR="0">
-            <wp:extent cx="4095750" cy="2886075"/>
-            <wp:effectExtent l="0" t="0" r="0" b="0"/>
-            <wp:docPr id="21" name="Image21" descr=""/>
-            <wp:cNvGraphicFramePr>
-              <a:graphicFrameLocks xmlns:a="http://schemas.openxmlformats.org/drawingml/2006/main" noChangeAspect="1"/>
-            </wp:cNvGraphicFramePr>
-            <a:graphic xmlns:a="http://schemas.openxmlformats.org/drawingml/2006/main">
-              <a:graphicData uri="http://schemas.openxmlformats.org/drawingml/2006/picture">
-                <pic:pic xmlns:pic="http://schemas.openxmlformats.org/drawingml/2006/picture">
-                  <pic:nvPicPr>
-                    <pic:cNvPr id="21" name="Image21" descr=""/>
-                    <pic:cNvPicPr>
-                      <a:picLocks noChangeAspect="1" noChangeArrowheads="1"/>
-                    </pic:cNvPicPr>
-                  </pic:nvPicPr>
-                  <pic:blipFill>
-                    <a:blip r:embed="rId22"/>
                     <a:stretch>
                       <a:fillRect/>
                     </a:stretch>

--- a/docs/for-philip-2026-08-21/Groundwork - Automated Email Audit.docx
+++ b/docs/for-philip-2026-08-21/Groundwork - Automated Email Audit.docx
@@ -11,7 +11,7 @@
       </w:pPr>
       <w:r>
         <w:rPr/>
-        <w:t>GROUNDWORK BY JALLA  ·  21 AUGUST 2026</w:t>
+        <w:t>GROUNDWORK BY JALLA  ·  23 AUGUST 2026</w:t>
       </w:r>
     </w:p>
     <w:p>
@@ -55,7 +55,7 @@
       </w:r>
       <w:r>
         <w:rPr/>
-        <w:t>, plus three more that were built and are now unreachable. Six of the seven whose wording is ours to review were silently failing when this audit began; all six have since been fixed.</w:t>
+        <w:t>, plus three more that were built and are now unreachable. Six of the seven we send ourselves were silently failing when this audit began; all six have since been fixed.</w:t>
       </w:r>
     </w:p>
     <w:p>
@@ -67,7 +67,7 @@
       </w:pPr>
       <w:r>
         <w:rPr/>
-        <w:t>Seven have templates in our codebase and are reproduced in full below, in both languages, exactly as sent. The other four are Supabase's own and must be reviewed in the Supabase dashboard; they are listed at the end with the place to find each one.</w:t>
+        <w:t>Eight are reproduced in full below — seven of ours in both languages, exactly as sent, plus the password reset, which Supabase sends but we now write. The remaining four are Supabase's own and must be reviewed in its dashboard; they are listed at the end with the place to find each one.</w:t>
       </w:r>
     </w:p>
     <w:p>
@@ -90,7 +90,7 @@
       </w:pPr>
       <w:r>
         <w:rPr/>
-        <w:t>Six of these seven were reaching nobody. All six are fixed.</w:t>
+        <w:t>Six were reaching nobody. All six are fixed — and one gap is left.</w:t>
       </w:r>
     </w:p>
     <w:p>
@@ -175,6 +175,24 @@
       <w:r>
         <w:rPr/>
         <w:t xml:space="preserve"> — a complete waitlist signup flow, its team alert and its CRM push, all still deployed and publicly reachable months after the page that called them was removed. The stored waitlist entries and the admin screen that reads them are untouched.</w:t>
+      </w:r>
+    </w:p>
+    <w:p>
+      <w:pPr>
+        <w:pStyle w:val="BodyText"/>
+        <w:bidi w:val="0"/>
+        <w:jc w:val="left"/>
+        <w:rPr/>
+      </w:pPr>
+      <w:r>
+        <w:rPr>
+          <w:b/>
+        </w:rPr>
+        <w:t>The four emails at the end of this document are English only</w:t>
+      </w:r>
+      <w:r>
+        <w:rPr/>
+        <w:t xml:space="preserve"> — and that is the one thing still outstanding. Everything we send ourselves is written in both languages and picks the one the recipient chose. The four that Supabase sends cannot: it holds a single template per email type with no notion of who is receiving it. So a French applicant confirms their email in English, and resets their password in English, on a product that is otherwise bilingual throughout. Fixable — Supabase can hand sending back to us, which would put all twelve on the same footing — but it is a piece of work, not a setting.</w:t>
       </w:r>
     </w:p>
     <w:p>
@@ -234,7 +252,7 @@
                 <w:b/>
                 <w:sz w:val="36"/>
               </w:rPr>
-              <w:t>7</w:t>
+              <w:t>8</w:t>
             </w:r>
             <w:r>
               <w:rPr/>
@@ -351,7 +369,7 @@
                 <w:b/>
                 <w:sz w:val="36"/>
               </w:rPr>
-              <w:t>5</w:t>
+              <w:t>4</w:t>
             </w:r>
             <w:r>
               <w:rPr/>
@@ -433,14 +451,14 @@
         </w:tblCellMar>
       </w:tblPr>
       <w:tblGrid>
-        <w:gridCol w:w="1334"/>
-        <w:gridCol w:w="8532"/>
+        <w:gridCol w:w="997"/>
+        <w:gridCol w:w="8869"/>
       </w:tblGrid>
       <w:tr>
         <w:trPr/>
         <w:tc>
           <w:tcPr>
-            <w:tcW w:w="1334" w:type="dxa"/>
+            <w:tcW w:w="997" w:type="dxa"/>
             <w:tcBorders/>
             <w:vAlign w:val="center"/>
           </w:tcPr>
@@ -463,7 +481,7 @@
         </w:tc>
         <w:tc>
           <w:tcPr>
-            <w:tcW w:w="8532" w:type="dxa"/>
+            <w:tcW w:w="8869" w:type="dxa"/>
             <w:tcBorders/>
             <w:vAlign w:val="center"/>
           </w:tcPr>
@@ -487,7 +505,7 @@
         <w:trPr/>
         <w:tc>
           <w:tcPr>
-            <w:tcW w:w="1334" w:type="dxa"/>
+            <w:tcW w:w="997" w:type="dxa"/>
             <w:tcBorders/>
             <w:vAlign w:val="center"/>
           </w:tcPr>
@@ -510,7 +528,7 @@
         </w:tc>
         <w:tc>
           <w:tcPr>
-            <w:tcW w:w="8532" w:type="dxa"/>
+            <w:tcW w:w="8869" w:type="dxa"/>
             <w:tcBorders/>
             <w:vAlign w:val="center"/>
           </w:tcPr>
@@ -534,7 +552,7 @@
         <w:trPr/>
         <w:tc>
           <w:tcPr>
-            <w:tcW w:w="1334" w:type="dxa"/>
+            <w:tcW w:w="997" w:type="dxa"/>
             <w:tcBorders/>
             <w:vAlign w:val="center"/>
           </w:tcPr>
@@ -557,7 +575,7 @@
         </w:tc>
         <w:tc>
           <w:tcPr>
-            <w:tcW w:w="8532" w:type="dxa"/>
+            <w:tcW w:w="8869" w:type="dxa"/>
             <w:tcBorders/>
             <w:vAlign w:val="center"/>
           </w:tcPr>
@@ -572,7 +590,7 @@
             </w:pPr>
             <w:r>
               <w:rPr/>
-              <w:t>Was never arriving. The handler crashed before it could send, and the applicant still saw “submitted”. Fixed and deployed.</w:t>
+              <w:t>Was never arriving — the handler crashed before it could send, and the applicant still saw “submitted”. Fixed. The system now records who was actually emailed, so a send that fails shows up as a count on the applications screen, with a button to send it by hand.</w:t>
             </w:r>
           </w:p>
         </w:tc>
@@ -581,7 +599,7 @@
         <w:trPr/>
         <w:tc>
           <w:tcPr>
-            <w:tcW w:w="1334" w:type="dxa"/>
+            <w:tcW w:w="997" w:type="dxa"/>
             <w:tcBorders/>
             <w:vAlign w:val="center"/>
           </w:tcPr>
@@ -604,7 +622,7 @@
         </w:tc>
         <w:tc>
           <w:tcPr>
-            <w:tcW w:w="8532" w:type="dxa"/>
+            <w:tcW w:w="8869" w:type="dxa"/>
             <w:tcBorders/>
             <w:vAlign w:val="center"/>
           </w:tcPr>
@@ -1103,7 +1121,7 @@
         <w:rPr/>
         <w:drawing>
           <wp:inline distT="0" distB="0" distL="0" distR="0">
-            <wp:extent cx="4095750" cy="3448050"/>
+            <wp:extent cx="4095750" cy="3590925"/>
             <wp:effectExtent l="0" t="0" r="0" b="0"/>
             <wp:docPr id="8" name="Image8" descr=""/>
             <wp:cNvGraphicFramePr>
@@ -1127,7 +1145,7 @@
                   <pic:spPr bwMode="auto">
                     <a:xfrm>
                       <a:off x="0" y="0"/>
-                      <a:ext cx="4095750" cy="3448050"/>
+                      <a:ext cx="4095750" cy="3590925"/>
                     </a:xfrm>
                     <a:prstGeom prst="rect">
                       <a:avLst/>
@@ -3239,6 +3257,328 @@
       </w:pPr>
       <w:r>
         <w:rPr/>
+        <w:t>Account and access</w:t>
+      </w:r>
+    </w:p>
+    <w:p>
+      <w:pPr>
+        <w:pStyle w:val="BodyTextsmall"/>
+        <w:bidi w:val="0"/>
+        <w:jc w:val="left"/>
+        <w:rPr/>
+      </w:pPr>
+      <w:r>
+        <w:rPr/>
+        <w:t>Sent by Supabase, written by us — so this one we can show you.  ·  1 email</w:t>
+      </w:r>
+    </w:p>
+    <w:p>
+      <w:pPr>
+        <w:pStyle w:val="HorizontalLine"/>
+        <w:bidi w:val="0"/>
+        <w:jc w:val="left"/>
+        <w:rPr/>
+      </w:pPr>
+      <w:r>
+        <w:rPr/>
+      </w:r>
+    </w:p>
+    <w:p>
+      <w:pPr>
+        <w:pStyle w:val="Heading3"/>
+        <w:bidi w:val="0"/>
+        <w:jc w:val="left"/>
+        <w:rPr/>
+      </w:pPr>
+      <w:r>
+        <w:rPr/>
+        <w:t>Reset your password — REDESIGNED</w:t>
+      </w:r>
+    </w:p>
+    <w:tbl>
+      <w:tblPr>
+        <w:tblW w:w="5000" w:type="pct"/>
+        <w:jc w:val="left"/>
+        <w:tblInd w:w="0" w:type="dxa"/>
+        <w:tblLayout w:type="fixed"/>
+        <w:tblCellMar>
+          <w:top w:w="28" w:type="dxa"/>
+          <w:left w:w="28" w:type="dxa"/>
+          <w:bottom w:w="28" w:type="dxa"/>
+          <w:right w:w="28" w:type="dxa"/>
+        </w:tblCellMar>
+      </w:tblPr>
+      <w:tblGrid>
+        <w:gridCol w:w="1005"/>
+        <w:gridCol w:w="8861"/>
+      </w:tblGrid>
+      <w:tr>
+        <w:trPr/>
+        <w:tc>
+          <w:tcPr>
+            <w:tcW w:w="1005" w:type="dxa"/>
+            <w:tcBorders/>
+            <w:vAlign w:val="center"/>
+          </w:tcPr>
+          <w:p>
+            <w:pPr>
+              <w:pStyle w:val="TableContents"/>
+              <w:bidi w:val="0"/>
+              <w:jc w:val="left"/>
+              <w:rPr>
+                <w:b/>
+              </w:rPr>
+            </w:pPr>
+            <w:r>
+              <w:rPr>
+                <w:b/>
+              </w:rPr>
+              <w:t>When</w:t>
+            </w:r>
+          </w:p>
+        </w:tc>
+        <w:tc>
+          <w:tcPr>
+            <w:tcW w:w="8861" w:type="dxa"/>
+            <w:tcBorders/>
+            <w:vAlign w:val="center"/>
+          </w:tcPr>
+          <w:p>
+            <w:pPr>
+              <w:pStyle w:val="TableContents"/>
+              <w:widowControl w:val="false"/>
+              <w:suppressLineNumbers/>
+              <w:bidi w:val="0"/>
+              <w:jc w:val="left"/>
+              <w:rPr/>
+            </w:pPr>
+            <w:r>
+              <w:rPr/>
+              <w:t>Sent when someone uses “Forgot password?”.</w:t>
+            </w:r>
+          </w:p>
+        </w:tc>
+      </w:tr>
+      <w:tr>
+        <w:trPr/>
+        <w:tc>
+          <w:tcPr>
+            <w:tcW w:w="1005" w:type="dxa"/>
+            <w:tcBorders/>
+            <w:vAlign w:val="center"/>
+          </w:tcPr>
+          <w:p>
+            <w:pPr>
+              <w:pStyle w:val="TableContents"/>
+              <w:bidi w:val="0"/>
+              <w:jc w:val="left"/>
+              <w:rPr>
+                <w:b/>
+              </w:rPr>
+            </w:pPr>
+            <w:r>
+              <w:rPr>
+                <w:b/>
+              </w:rPr>
+              <w:t>Goes to</w:t>
+            </w:r>
+          </w:p>
+        </w:tc>
+        <w:tc>
+          <w:tcPr>
+            <w:tcW w:w="8861" w:type="dxa"/>
+            <w:tcBorders/>
+            <w:vAlign w:val="center"/>
+          </w:tcPr>
+          <w:p>
+            <w:pPr>
+              <w:pStyle w:val="TableContents"/>
+              <w:widowControl w:val="false"/>
+              <w:suppressLineNumbers/>
+              <w:bidi w:val="0"/>
+              <w:jc w:val="left"/>
+              <w:rPr/>
+            </w:pPr>
+            <w:r>
+              <w:rPr/>
+              <w:t>Anyone asking to reset</w:t>
+            </w:r>
+          </w:p>
+        </w:tc>
+      </w:tr>
+      <w:tr>
+        <w:trPr/>
+        <w:tc>
+          <w:tcPr>
+            <w:tcW w:w="1005" w:type="dxa"/>
+            <w:tcBorders/>
+            <w:vAlign w:val="center"/>
+          </w:tcPr>
+          <w:p>
+            <w:pPr>
+              <w:pStyle w:val="TableContents"/>
+              <w:bidi w:val="0"/>
+              <w:jc w:val="left"/>
+              <w:rPr>
+                <w:b/>
+              </w:rPr>
+            </w:pPr>
+            <w:r>
+              <w:rPr>
+                <w:b/>
+              </w:rPr>
+              <w:t>Status</w:t>
+            </w:r>
+          </w:p>
+        </w:tc>
+        <w:tc>
+          <w:tcPr>
+            <w:tcW w:w="8861" w:type="dxa"/>
+            <w:tcBorders/>
+            <w:vAlign w:val="center"/>
+          </w:tcPr>
+          <w:p>
+            <w:pPr>
+              <w:pStyle w:val="TableContents"/>
+              <w:widowControl w:val="false"/>
+              <w:suppressLineNumbers/>
+              <w:bidi w:val="0"/>
+              <w:jc w:val="left"/>
+              <w:rPr/>
+            </w:pPr>
+            <w:r>
+              <w:rPr/>
+              <w:t>Redesigned to match the others — it was a bare text link. The new version also fixes two things that made resets fail outright: the link now works on any device, and it leads to a screen that actually sets a new password rather than signing the person in and leaving the old one in place.</w:t>
+            </w:r>
+          </w:p>
+        </w:tc>
+      </w:tr>
+      <w:tr>
+        <w:trPr/>
+        <w:tc>
+          <w:tcPr>
+            <w:tcW w:w="1005" w:type="dxa"/>
+            <w:tcBorders/>
+            <w:vAlign w:val="center"/>
+          </w:tcPr>
+          <w:p>
+            <w:pPr>
+              <w:pStyle w:val="TableContents"/>
+              <w:bidi w:val="0"/>
+              <w:jc w:val="left"/>
+              <w:rPr>
+                <w:b/>
+              </w:rPr>
+            </w:pPr>
+            <w:r>
+              <w:rPr>
+                <w:b/>
+              </w:rPr>
+              <w:t>In the code</w:t>
+            </w:r>
+          </w:p>
+        </w:tc>
+        <w:tc>
+          <w:tcPr>
+            <w:tcW w:w="8861" w:type="dxa"/>
+            <w:tcBorders/>
+            <w:vAlign w:val="center"/>
+          </w:tcPr>
+          <w:p>
+            <w:pPr>
+              <w:pStyle w:val="TableContents"/>
+              <w:bidi w:val="0"/>
+              <w:ind w:hanging="0" w:left="0" w:right="0"/>
+              <w:jc w:val="left"/>
+              <w:rPr>
+                <w:rFonts w:ascii="Consolas;monospace" w:hAnsi="Consolas;monospace"/>
+              </w:rPr>
+            </w:pPr>
+            <w:r>
+              <w:rPr>
+                <w:rFonts w:ascii="Consolas;monospace" w:hAnsi="Consolas;monospace"/>
+              </w:rPr>
+              <w:t>docs/supabase-email-templates/reset-password.html</w:t>
+            </w:r>
+          </w:p>
+        </w:tc>
+      </w:tr>
+    </w:tbl>
+    <w:p>
+      <w:pPr>
+        <w:pStyle w:val="Heading4"/>
+        <w:bidi w:val="0"/>
+        <w:jc w:val="left"/>
+        <w:rPr/>
+      </w:pPr>
+      <w:r>
+        <w:rPr/>
+        <w:t>English  —  Reset your password</w:t>
+      </w:r>
+    </w:p>
+    <w:p>
+      <w:pPr>
+        <w:pStyle w:val="BodyText"/>
+        <w:keepLines/>
+        <w:bidi w:val="0"/>
+        <w:ind w:hanging="0" w:left="0" w:right="0"/>
+        <w:jc w:val="left"/>
+        <w:rPr/>
+      </w:pPr>
+      <w:r>
+        <w:rPr/>
+        <w:drawing>
+          <wp:inline distT="0" distB="0" distL="0" distR="0">
+            <wp:extent cx="4095750" cy="3695700"/>
+            <wp:effectExtent l="0" t="0" r="0" b="0"/>
+            <wp:docPr id="20" name="Image20" descr=""/>
+            <wp:cNvGraphicFramePr>
+              <a:graphicFrameLocks xmlns:a="http://schemas.openxmlformats.org/drawingml/2006/main" noChangeAspect="1"/>
+            </wp:cNvGraphicFramePr>
+            <a:graphic xmlns:a="http://schemas.openxmlformats.org/drawingml/2006/main">
+              <a:graphicData uri="http://schemas.openxmlformats.org/drawingml/2006/picture">
+                <pic:pic xmlns:pic="http://schemas.openxmlformats.org/drawingml/2006/picture">
+                  <pic:nvPicPr>
+                    <pic:cNvPr id="20" name="Image20" descr=""/>
+                    <pic:cNvPicPr>
+                      <a:picLocks noChangeAspect="1" noChangeArrowheads="1"/>
+                    </pic:cNvPicPr>
+                  </pic:nvPicPr>
+                  <pic:blipFill>
+                    <a:blip r:embed="rId21"/>
+                    <a:stretch>
+                      <a:fillRect/>
+                    </a:stretch>
+                  </pic:blipFill>
+                  <pic:spPr bwMode="auto">
+                    <a:xfrm>
+                      <a:off x="0" y="0"/>
+                      <a:ext cx="4095750" cy="3695700"/>
+                    </a:xfrm>
+                    <a:prstGeom prst="rect">
+                      <a:avLst/>
+                    </a:prstGeom>
+                  </pic:spPr>
+                </pic:pic>
+              </a:graphicData>
+            </a:graphic>
+          </wp:inline>
+        </w:drawing>
+      </w:r>
+      <w:r>
+        <w:br w:type="page"/>
+      </w:r>
+    </w:p>
+    <w:p>
+      <w:pPr>
+        <w:pStyle w:val="Heading2"/>
+        <w:bidi w:val="0"/>
+        <w:ind w:hanging="0" w:left="0" w:right="0"/>
+        <w:jc w:val="left"/>
+        <w:rPr/>
+      </w:pPr>
+      <w:r>
+        <w:rPr/>
         <w:t>Not ours to show</w:t>
       </w:r>
     </w:p>
@@ -3251,7 +3591,7 @@
       </w:pPr>
       <w:r>
         <w:rPr/>
-        <w:t>These are real and they send today, but the wording lives outside our codebase.  ·  5 emails</w:t>
+        <w:t>These are real and they send today, but the wording lives outside our codebase.  ·  4 emails</w:t>
       </w:r>
     </w:p>
     <w:p>
@@ -3606,226 +3946,6 @@
                 <w:b/>
               </w:rPr>
               <w:t>Supabase → Authentication → Email Templates → Confirm signup</w:t>
-            </w:r>
-          </w:p>
-        </w:tc>
-      </w:tr>
-    </w:tbl>
-    <w:p>
-      <w:pPr>
-        <w:pStyle w:val="Heading3"/>
-        <w:bidi w:val="0"/>
-        <w:jc w:val="left"/>
-        <w:rPr/>
-      </w:pPr>
-      <w:r>
-        <w:rPr/>
-        <w:t>Reset your password</w:t>
-      </w:r>
-    </w:p>
-    <w:tbl>
-      <w:tblPr>
-        <w:tblW w:w="5000" w:type="pct"/>
-        <w:jc w:val="left"/>
-        <w:tblInd w:w="0" w:type="dxa"/>
-        <w:tblLayout w:type="fixed"/>
-        <w:tblCellMar>
-          <w:top w:w="28" w:type="dxa"/>
-          <w:left w:w="28" w:type="dxa"/>
-          <w:bottom w:w="28" w:type="dxa"/>
-          <w:right w:w="28" w:type="dxa"/>
-        </w:tblCellMar>
-      </w:tblPr>
-      <w:tblGrid>
-        <w:gridCol w:w="1548"/>
-        <w:gridCol w:w="8318"/>
-      </w:tblGrid>
-      <w:tr>
-        <w:trPr/>
-        <w:tc>
-          <w:tcPr>
-            <w:tcW w:w="1548" w:type="dxa"/>
-            <w:tcBorders/>
-            <w:vAlign w:val="center"/>
-          </w:tcPr>
-          <w:p>
-            <w:pPr>
-              <w:pStyle w:val="TableContents"/>
-              <w:bidi w:val="0"/>
-              <w:jc w:val="left"/>
-              <w:rPr>
-                <w:b/>
-              </w:rPr>
-            </w:pPr>
-            <w:r>
-              <w:rPr>
-                <w:b/>
-              </w:rPr>
-              <w:t>When</w:t>
-            </w:r>
-          </w:p>
-        </w:tc>
-        <w:tc>
-          <w:tcPr>
-            <w:tcW w:w="8318" w:type="dxa"/>
-            <w:tcBorders/>
-            <w:vAlign w:val="center"/>
-          </w:tcPr>
-          <w:p>
-            <w:pPr>
-              <w:pStyle w:val="TableContents"/>
-              <w:widowControl w:val="false"/>
-              <w:suppressLineNumbers/>
-              <w:bidi w:val="0"/>
-              <w:jc w:val="left"/>
-              <w:rPr/>
-            </w:pPr>
-            <w:r>
-              <w:rPr/>
-              <w:t>Sent from the forgot-password page, and from Settings.</w:t>
-            </w:r>
-          </w:p>
-        </w:tc>
-      </w:tr>
-      <w:tr>
-        <w:trPr/>
-        <w:tc>
-          <w:tcPr>
-            <w:tcW w:w="1548" w:type="dxa"/>
-            <w:tcBorders/>
-            <w:vAlign w:val="center"/>
-          </w:tcPr>
-          <w:p>
-            <w:pPr>
-              <w:pStyle w:val="TableContents"/>
-              <w:bidi w:val="0"/>
-              <w:jc w:val="left"/>
-              <w:rPr>
-                <w:b/>
-              </w:rPr>
-            </w:pPr>
-            <w:r>
-              <w:rPr>
-                <w:b/>
-              </w:rPr>
-              <w:t>Goes to</w:t>
-            </w:r>
-          </w:p>
-        </w:tc>
-        <w:tc>
-          <w:tcPr>
-            <w:tcW w:w="8318" w:type="dxa"/>
-            <w:tcBorders/>
-            <w:vAlign w:val="center"/>
-          </w:tcPr>
-          <w:p>
-            <w:pPr>
-              <w:pStyle w:val="TableContents"/>
-              <w:widowControl w:val="false"/>
-              <w:suppressLineNumbers/>
-              <w:bidi w:val="0"/>
-              <w:jc w:val="left"/>
-              <w:rPr/>
-            </w:pPr>
-            <w:r>
-              <w:rPr/>
-              <w:t>Anyone who asks for a reset</w:t>
-            </w:r>
-          </w:p>
-        </w:tc>
-      </w:tr>
-      <w:tr>
-        <w:trPr/>
-        <w:tc>
-          <w:tcPr>
-            <w:tcW w:w="1548" w:type="dxa"/>
-            <w:tcBorders/>
-            <w:vAlign w:val="center"/>
-          </w:tcPr>
-          <w:p>
-            <w:pPr>
-              <w:pStyle w:val="TableContents"/>
-              <w:bidi w:val="0"/>
-              <w:jc w:val="left"/>
-              <w:rPr>
-                <w:b/>
-              </w:rPr>
-            </w:pPr>
-            <w:r>
-              <w:rPr>
-                <w:b/>
-              </w:rPr>
-              <w:t>Review it at</w:t>
-            </w:r>
-          </w:p>
-        </w:tc>
-        <w:tc>
-          <w:tcPr>
-            <w:tcW w:w="8318" w:type="dxa"/>
-            <w:tcBorders/>
-            <w:vAlign w:val="center"/>
-          </w:tcPr>
-          <w:p>
-            <w:pPr>
-              <w:pStyle w:val="TableContents"/>
-              <w:bidi w:val="0"/>
-              <w:jc w:val="left"/>
-              <w:rPr>
-                <w:b/>
-              </w:rPr>
-            </w:pPr>
-            <w:r>
-              <w:rPr>
-                <w:b/>
-              </w:rPr>
-              <w:t>Supabase → Authentication → Email Templates → Reset password</w:t>
-            </w:r>
-          </w:p>
-        </w:tc>
-      </w:tr>
-      <w:tr>
-        <w:trPr/>
-        <w:tc>
-          <w:tcPr>
-            <w:tcW w:w="1548" w:type="dxa"/>
-            <w:tcBorders/>
-            <w:vAlign w:val="center"/>
-          </w:tcPr>
-          <w:p>
-            <w:pPr>
-              <w:pStyle w:val="TableContents"/>
-              <w:bidi w:val="0"/>
-              <w:jc w:val="left"/>
-              <w:rPr>
-                <w:b/>
-              </w:rPr>
-            </w:pPr>
-            <w:r>
-              <w:rPr>
-                <w:b/>
-              </w:rPr>
-              <w:t>Note</w:t>
-            </w:r>
-          </w:p>
-        </w:tc>
-        <w:tc>
-          <w:tcPr>
-            <w:tcW w:w="8318" w:type="dxa"/>
-            <w:tcBorders/>
-            <w:vAlign w:val="center"/>
-          </w:tcPr>
-          <w:p>
-            <w:pPr>
-              <w:pStyle w:val="TableContents"/>
-              <w:widowControl w:val="false"/>
-              <w:suppressLineNumbers/>
-              <w:bidi w:val="0"/>
-              <w:jc w:val="left"/>
-              <w:rPr/>
-            </w:pPr>
-            <w:r>
-              <w:rPr/>
-              <w:t>The two places that send this point the recipient at different pages afterwards. Worth making consistent.</w:t>
             </w:r>
           </w:p>
         </w:tc>
